--- a/defense/docs/front_matter/FRONT_MATTER_EN_GOST_2026-08-20.docx
+++ b/defense/docs/front_matter/FRONT_MATTER_EN_GOST_2026-08-20.docx
@@ -5,13 +5,13 @@
     <w:p>
       <w:pPr>
         <w:spacing w:line="240" w:lineRule="auto" w:before="0" w:after="40"/>
-        <w:ind w:firstLine="0"/>
+        <w:ind w:firstLine="0" w:left="0"/>
         <w:jc w:val="center"/>
       </w:pPr>
       <w:r>
         <w:rPr>
           <w:rFonts w:ascii="Times New Roman" w:hAnsi="Times New Roman" w:cs="Times New Roman" w:eastAsia="Times New Roman"/>
-          <w:b/>
+          <w:b w:val="0"/>
           <w:i w:val="0"/>
           <w:sz w:val="28"/>
           <w:u w:val="none"/>
@@ -24,8 +24,9 @@
         <w:tabs>
           <w:tab w:pos="9638" w:val="right"/>
         </w:tabs>
-        <w:spacing w:line="240" w:lineRule="auto" w:before="360"/>
-        <w:ind w:firstLine="0"/>
+        <w:spacing w:line="240" w:lineRule="auto" w:before="360" w:after="0"/>
+        <w:ind w:firstLine="0" w:left="0"/>
+        <w:jc w:val="left"/>
       </w:pPr>
       <w:r>
         <w:rPr>
@@ -94,7 +95,7 @@
     <w:p>
       <w:pPr>
         <w:spacing w:line="240" w:lineRule="auto" w:before="0" w:after="0"/>
-        <w:ind w:firstLine="0"/>
+        <w:ind w:firstLine="0" w:left="0"/>
         <w:jc w:val="center"/>
       </w:pPr>
       <w:r>
@@ -135,7 +136,7 @@
     <w:p>
       <w:pPr>
         <w:spacing w:line="240" w:lineRule="auto" w:before="0" w:after="120"/>
-        <w:ind w:firstLine="0"/>
+        <w:ind w:firstLine="0" w:left="0"/>
         <w:jc w:val="center"/>
       </w:pPr>
       <w:r>
@@ -152,7 +153,7 @@
     <w:p>
       <w:pPr>
         <w:spacing w:line="240" w:lineRule="auto" w:before="240" w:after="0"/>
-        <w:ind w:firstLine="0"/>
+        <w:ind w:firstLine="0" w:left="0"/>
         <w:jc w:val="center"/>
       </w:pPr>
       <w:r>
@@ -175,7 +176,7 @@
     <w:p>
       <w:pPr>
         <w:spacing w:line="240" w:lineRule="auto" w:before="0" w:after="0"/>
-        <w:ind w:firstLine="0"/>
+        <w:ind w:firstLine="0" w:left="0"/>
         <w:jc w:val="center"/>
       </w:pPr>
       <w:r>
@@ -192,7 +193,7 @@
     <w:p>
       <w:pPr>
         <w:spacing w:line="240" w:lineRule="auto" w:before="0" w:after="0"/>
-        <w:ind w:firstLine="0"/>
+        <w:ind w:firstLine="0" w:left="0"/>
         <w:jc w:val="center"/>
       </w:pPr>
       <w:r>
@@ -226,8 +227,8 @@
     </w:p>
     <w:p>
       <w:pPr>
-        <w:spacing w:line="240" w:lineRule="auto" w:after="0"/>
-        <w:ind w:left="4819" w:firstLine="0"/>
+        <w:spacing w:line="240" w:lineRule="auto" w:before="0" w:after="0"/>
+        <w:ind w:firstLine="0" w:left="4819"/>
         <w:jc w:val="left"/>
       </w:pPr>
       <w:r>
@@ -243,8 +244,8 @@
     </w:p>
     <w:p>
       <w:pPr>
-        <w:spacing w:line="240" w:lineRule="auto" w:after="0"/>
-        <w:ind w:left="4819" w:firstLine="0"/>
+        <w:spacing w:line="240" w:lineRule="auto" w:before="0" w:after="0"/>
+        <w:ind w:firstLine="0" w:left="4819"/>
         <w:jc w:val="left"/>
       </w:pPr>
       <w:r>
@@ -260,8 +261,8 @@
     </w:p>
     <w:p>
       <w:pPr>
-        <w:spacing w:line="240" w:lineRule="auto" w:after="0"/>
-        <w:ind w:left="4819" w:firstLine="0"/>
+        <w:spacing w:line="240" w:lineRule="auto" w:before="0" w:after="0"/>
+        <w:ind w:firstLine="0" w:left="4819"/>
         <w:jc w:val="left"/>
       </w:pPr>
       <w:r>
@@ -277,8 +278,8 @@
     </w:p>
     <w:p>
       <w:pPr>
-        <w:spacing w:line="240" w:lineRule="auto" w:after="0"/>
-        <w:ind w:left="4819" w:firstLine="0"/>
+        <w:spacing w:line="240" w:lineRule="auto" w:before="0" w:after="0"/>
+        <w:ind w:firstLine="0" w:left="4819"/>
         <w:jc w:val="left"/>
       </w:pPr>
       <w:r>
@@ -294,15 +295,15 @@
     </w:p>
     <w:p>
       <w:pPr>
-        <w:spacing w:line="240" w:lineRule="auto" w:after="0"/>
-        <w:ind w:left="4819" w:firstLine="0"/>
+        <w:spacing w:line="240" w:lineRule="auto" w:before="0" w:after="0"/>
+        <w:ind w:firstLine="0" w:left="4819"/>
         <w:jc w:val="left"/>
       </w:pPr>
     </w:p>
     <w:p>
       <w:pPr>
-        <w:spacing w:line="240" w:lineRule="auto" w:after="0"/>
-        <w:ind w:left="4819" w:firstLine="0"/>
+        <w:spacing w:line="240" w:lineRule="auto" w:before="0" w:after="0"/>
+        <w:ind w:firstLine="0" w:left="4819"/>
         <w:jc w:val="left"/>
       </w:pPr>
       <w:r>
@@ -318,8 +319,8 @@
     </w:p>
     <w:p>
       <w:pPr>
-        <w:spacing w:line="240" w:lineRule="auto" w:after="0"/>
-        <w:ind w:left="4819" w:firstLine="0"/>
+        <w:spacing w:line="240" w:lineRule="auto" w:before="0" w:after="0"/>
+        <w:ind w:firstLine="0" w:left="4819"/>
         <w:jc w:val="left"/>
       </w:pPr>
       <w:r>
@@ -335,8 +336,8 @@
     </w:p>
     <w:p>
       <w:pPr>
-        <w:spacing w:line="240" w:lineRule="auto" w:after="0"/>
-        <w:ind w:left="4819" w:firstLine="0"/>
+        <w:spacing w:line="240" w:lineRule="auto" w:before="0" w:after="0"/>
+        <w:ind w:firstLine="0" w:left="4819"/>
         <w:jc w:val="left"/>
       </w:pPr>
       <w:r>
@@ -388,8 +389,14 @@
     </w:p>
     <w:p>
       <w:pPr>
+        <w:spacing w:line="240" w:lineRule="auto"/>
+        <w:ind w:firstLine="0"/>
+      </w:pPr>
+    </w:p>
+    <w:p>
+      <w:pPr>
         <w:spacing w:line="240" w:lineRule="auto" w:before="0" w:after="0"/>
-        <w:ind w:firstLine="0"/>
+        <w:ind w:firstLine="0" w:left="0"/>
         <w:jc w:val="center"/>
       </w:pPr>
       <w:r>
@@ -406,7 +413,7 @@
     <w:p>
       <w:pPr>
         <w:spacing w:line="240" w:lineRule="auto" w:before="0" w:after="0"/>
-        <w:ind w:firstLine="0"/>
+        <w:ind w:firstLine="0" w:left="0"/>
         <w:jc w:val="center"/>
       </w:pPr>
       <w:r>
